--- a/Project_Documentation_Net_Salary_Analysis.docx
+++ b/Project_Documentation_Net_Salary_Analysis.docx
@@ -386,6 +386,68 @@
           <w:color w:val="1F497D" w:themeColor="text2"/>
         </w:rPr>
       </w:pPr>
+      <w:r>
+        <w:rPr>
+          <w:color w:val="1F497D" w:themeColor="text2"/>
+        </w:rPr>
+        <w:t>Sort descending and ascending by the 'salary' column to find the highest and lowest earnings by sector.</w:t>
+      </w:r>
+    </w:p>
+    <w:p>
+      <w:pPr>
+        <w:pStyle w:val="ListParagraph"/>
+        <w:numPr>
+          <w:ilvl w:val="1"/>
+          <w:numId w:val="16"/>
+        </w:numPr>
+        <w:spacing w:after="0"/>
+        <w:rPr>
+          <w:color w:val="1F497D" w:themeColor="text2"/>
+        </w:rPr>
+      </w:pPr>
+      <w:r>
+        <w:rPr>
+          <w:color w:val="1F497D" w:themeColor="text2"/>
+        </w:rPr>
+        <w:t>Select the industry by CAEN code to determine the sector with the highest salary.</w:t>
+      </w:r>
+    </w:p>
+    <w:p>
+      <w:pPr>
+        <w:pStyle w:val="ListParagraph"/>
+        <w:numPr>
+          <w:ilvl w:val="1"/>
+          <w:numId w:val="16"/>
+        </w:numPr>
+        <w:spacing w:after="0"/>
+        <w:rPr>
+          <w:color w:val="1F497D" w:themeColor="text2"/>
+        </w:rPr>
+      </w:pPr>
+      <w:r>
+        <w:rPr>
+          <w:color w:val="1F497D" w:themeColor="text2"/>
+        </w:rPr>
+        <w:t>Compute the percentage growth to identify the Top 5 Industries by Percentage Salary Growth (June 2025 vs June 2026)</w:t>
+      </w:r>
+      <w:r>
+        <w:rPr>
+          <w:color w:val="1F497D" w:themeColor="text2"/>
+        </w:rPr>
+        <w:t xml:space="preserve"> - </w:t>
+      </w:r>
+      <w:r>
+        <w:rPr>
+          <w:color w:val="1F497D" w:themeColor="text2"/>
+        </w:rPr>
+        <w:t>(</w:t>
+      </w:r>
+      <w:r>
+        <w:rPr>
+          <w:color w:val="1F497D" w:themeColor="text2"/>
+        </w:rPr>
+        <w:t>(iun_2026 - iun_2025)/iun_2025)*100</w:t>
+      </w:r>
     </w:p>
     <w:p>
       <w:pPr>
@@ -426,7 +488,7 @@
         <w:rPr>
           <w:color w:val="1F497D" w:themeColor="text2"/>
         </w:rPr>
-        <w:t>Python (Pandas, Matplotlib, Seaborn, OpenPyXL), Microsoft Excel.</w:t>
+        <w:t>Python (Pandas, Matplotlib, Seaborn), Microsoft Excel.</w:t>
       </w:r>
     </w:p>
     <w:p>
@@ -565,16 +627,6 @@
     </w:p>
     <w:p>
       <w:pPr>
-        <w:spacing w:after="240"/>
-      </w:pPr>
-    </w:p>
-    <w:p>
-      <w:pPr>
-        <w:spacing w:before="240" w:after="0"/>
-      </w:pPr>
-    </w:p>
-    <w:p>
-      <w:pPr>
         <w:spacing w:before="280" w:after="120"/>
         <w:rPr>
           <w:rFonts w:ascii="Calibri Light" w:hAnsi="Calibri Light"/>
@@ -610,419 +662,1199 @@
     <w:p>
       <w:pPr>
         <w:shd w:val="clear" w:color="auto" w:fill="F1F5F9"/>
-        <w:spacing w:before="80" w:after="240" w:line="240" w:lineRule="auto"/>
-      </w:pPr>
-      <w:r>
-        <w:rPr>
-          <w:rFonts w:ascii="Consolas" w:hAnsi="Consolas"/>
-          <w:color w:val="1E293B"/>
-          <w:sz w:val="17"/>
-        </w:rPr>
+        <w:spacing w:after="0" w:line="240" w:lineRule="auto"/>
+      </w:pPr>
+      <w:r>
+        <w:t>import matplotlib.pyplot as plt</w:t>
+      </w:r>
+    </w:p>
+    <w:p>
+      <w:pPr>
+        <w:shd w:val="clear" w:color="auto" w:fill="F1F5F9"/>
+        <w:spacing w:after="0" w:line="240" w:lineRule="auto"/>
+      </w:pPr>
+      <w:r>
         <w:t>import pandas as pd</w:t>
       </w:r>
-      <w:r>
-        <w:rPr>
-          <w:rFonts w:ascii="Consolas" w:hAnsi="Consolas"/>
-          <w:color w:val="1E293B"/>
-          <w:sz w:val="17"/>
-        </w:rPr>
-        <w:br/>
-        <w:t>import matplotlib.pyplot as plt</w:t>
-      </w:r>
-      <w:r>
-        <w:rPr>
-          <w:rFonts w:ascii="Consolas" w:hAnsi="Consolas"/>
-          <w:color w:val="1E293B"/>
-          <w:sz w:val="17"/>
-        </w:rPr>
-        <w:br/>
+    </w:p>
+    <w:p>
+      <w:pPr>
+        <w:shd w:val="clear" w:color="auto" w:fill="F1F5F9"/>
+        <w:spacing w:after="0" w:line="240" w:lineRule="auto"/>
+      </w:pPr>
+      <w:r>
         <w:t>import seaborn as sns</w:t>
       </w:r>
-      <w:r>
-        <w:rPr>
-          <w:rFonts w:ascii="Consolas" w:hAnsi="Consolas"/>
-          <w:color w:val="1E293B"/>
-          <w:sz w:val="17"/>
-        </w:rPr>
-        <w:br/>
-      </w:r>
-      <w:r>
-        <w:rPr>
-          <w:rFonts w:ascii="Consolas" w:hAnsi="Consolas"/>
-          <w:color w:val="1E293B"/>
-          <w:sz w:val="17"/>
-        </w:rPr>
-        <w:br/>
-        <w:t># 1. Load and Prepare INS Data</w:t>
-      </w:r>
-      <w:r>
-        <w:rPr>
-          <w:rFonts w:ascii="Consolas" w:hAnsi="Consolas"/>
-          <w:color w:val="1E293B"/>
-          <w:sz w:val="17"/>
-        </w:rPr>
-        <w:br/>
-        <w:t>file_path = 'salariul_mediu_ins.xlsx'</w:t>
-      </w:r>
-      <w:r>
-        <w:rPr>
-          <w:rFonts w:ascii="Consolas" w:hAnsi="Consolas"/>
-          <w:color w:val="1E293B"/>
-          <w:sz w:val="17"/>
-        </w:rPr>
-        <w:br/>
-        <w:t>df = pd.read_excel(file_path, sheet_name=0)</w:t>
-      </w:r>
-      <w:r>
-        <w:rPr>
-          <w:rFonts w:ascii="Consolas" w:hAnsi="Consolas"/>
-          <w:color w:val="1E293B"/>
-          <w:sz w:val="17"/>
-        </w:rPr>
-        <w:br/>
-      </w:r>
-      <w:r>
-        <w:rPr>
-          <w:rFonts w:ascii="Consolas" w:hAnsi="Consolas"/>
-          <w:color w:val="1E293B"/>
-          <w:sz w:val="17"/>
-        </w:rPr>
-        <w:br/>
-        <w:t>months = [</w:t>
-      </w:r>
-      <w:r>
-        <w:rPr>
-          <w:rFonts w:ascii="Consolas" w:hAnsi="Consolas"/>
-          <w:color w:val="1E293B"/>
-          <w:sz w:val="17"/>
-        </w:rPr>
-        <w:br/>
-        <w:t xml:space="preserve">    'Iun. 2025', 'Iul. 2025', 'Aug. 2025', 'Sept. 2025', 'Oct. 2025', </w:t>
-      </w:r>
-      <w:r>
-        <w:rPr>
-          <w:rFonts w:ascii="Consolas" w:hAnsi="Consolas"/>
-          <w:color w:val="1E293B"/>
-          <w:sz w:val="17"/>
-        </w:rPr>
-        <w:br/>
-        <w:t xml:space="preserve">    'Nov. 2025', 'Dec. 2025', 'Ian. 2026', 'Febr. 2026', 'Mart. 2026', </w:t>
-      </w:r>
-      <w:r>
-        <w:rPr>
-          <w:rFonts w:ascii="Consolas" w:hAnsi="Consolas"/>
-          <w:color w:val="1E293B"/>
-          <w:sz w:val="17"/>
-        </w:rPr>
-        <w:br/>
-        <w:t xml:space="preserve">    'Apr. 2026', 'Mai 2026', 'Iun. 2026'</w:t>
-      </w:r>
-      <w:r>
-        <w:rPr>
-          <w:rFonts w:ascii="Consolas" w:hAnsi="Consolas"/>
-          <w:color w:val="1E293B"/>
-          <w:sz w:val="17"/>
-        </w:rPr>
-        <w:br/>
-        <w:t>]</w:t>
-      </w:r>
-      <w:r>
-        <w:rPr>
-          <w:rFonts w:ascii="Consolas" w:hAnsi="Consolas"/>
-          <w:color w:val="1E293B"/>
-          <w:sz w:val="17"/>
-        </w:rPr>
-        <w:br/>
-      </w:r>
-      <w:r>
-        <w:rPr>
-          <w:rFonts w:ascii="Consolas" w:hAnsi="Consolas"/>
-          <w:color w:val="1E293B"/>
-          <w:sz w:val="17"/>
-        </w:rPr>
-        <w:br/>
-        <w:t>df_sectors = df.iloc[3:, :15].copy()</w:t>
-      </w:r>
-      <w:r>
-        <w:rPr>
-          <w:rFonts w:ascii="Consolas" w:hAnsi="Consolas"/>
-          <w:color w:val="1E293B"/>
-          <w:sz w:val="17"/>
-        </w:rPr>
-        <w:br/>
-        <w:t>df_sectors.columns = ['Sector', 'CAEN_Code'] + months</w:t>
-      </w:r>
-      <w:r>
-        <w:rPr>
-          <w:rFonts w:ascii="Consolas" w:hAnsi="Consolas"/>
-          <w:color w:val="1E293B"/>
-          <w:sz w:val="17"/>
-        </w:rPr>
-        <w:br/>
-      </w:r>
-      <w:r>
-        <w:rPr>
-          <w:rFonts w:ascii="Consolas" w:hAnsi="Consolas"/>
-          <w:color w:val="1E293B"/>
-          <w:sz w:val="17"/>
-        </w:rPr>
-        <w:br/>
-        <w:t>for col in months:</w:t>
-      </w:r>
-      <w:r>
-        <w:rPr>
-          <w:rFonts w:ascii="Consolas" w:hAnsi="Consolas"/>
-          <w:color w:val="1E293B"/>
-          <w:sz w:val="17"/>
-        </w:rPr>
-        <w:br/>
-        <w:t xml:space="preserve">    df_sectors[col] = pd.to_numeric(df_sectors[col], errors='coerce')</w:t>
-      </w:r>
-      <w:r>
-        <w:rPr>
-          <w:rFonts w:ascii="Consolas" w:hAnsi="Consolas"/>
-          <w:color w:val="1E293B"/>
-          <w:sz w:val="17"/>
-        </w:rPr>
-        <w:br/>
-      </w:r>
-      <w:r>
-        <w:rPr>
-          <w:rFonts w:ascii="Consolas" w:hAnsi="Consolas"/>
-          <w:color w:val="1E293B"/>
-          <w:sz w:val="17"/>
-        </w:rPr>
-        <w:br/>
-        <w:t># 2. National Economy Analysis</w:t>
-      </w:r>
-      <w:r>
-        <w:rPr>
-          <w:rFonts w:ascii="Consolas" w:hAnsi="Consolas"/>
-          <w:color w:val="1E293B"/>
-          <w:sz w:val="17"/>
-        </w:rPr>
-        <w:br/>
-        <w:t>total_row = df[df.iloc[:, 0].astype(str).str.contains('TOTAL ECONOMIE', na=False)]</w:t>
-      </w:r>
-      <w:r>
-        <w:rPr>
-          <w:rFonts w:ascii="Consolas" w:hAnsi="Consolas"/>
-          <w:color w:val="1E293B"/>
-          <w:sz w:val="17"/>
-        </w:rPr>
-        <w:br/>
-        <w:t>total_values = total_row.iloc[0, 2:15].values.astype(float)</w:t>
-      </w:r>
-      <w:r>
-        <w:rPr>
-          <w:rFonts w:ascii="Consolas" w:hAnsi="Consolas"/>
-          <w:color w:val="1E293B"/>
-          <w:sz w:val="17"/>
-        </w:rPr>
-        <w:br/>
-        <w:t>df_total = pd.DataFrame({'Month': months, 'Net_Salary': total_values})</w:t>
-      </w:r>
-      <w:r>
-        <w:rPr>
-          <w:rFonts w:ascii="Consolas" w:hAnsi="Consolas"/>
-          <w:color w:val="1E293B"/>
-          <w:sz w:val="17"/>
-        </w:rPr>
-        <w:br/>
-      </w:r>
-      <w:r>
-        <w:rPr>
-          <w:rFonts w:ascii="Consolas" w:hAnsi="Consolas"/>
-          <w:color w:val="1E293B"/>
-          <w:sz w:val="17"/>
-        </w:rPr>
-        <w:br/>
-        <w:t># 3. Top 5 Salary Growth Sectors (YoY)</w:t>
-      </w:r>
-      <w:r>
-        <w:rPr>
-          <w:rFonts w:ascii="Consolas" w:hAnsi="Consolas"/>
-          <w:color w:val="1E293B"/>
-          <w:sz w:val="17"/>
-        </w:rPr>
-        <w:br/>
-        <w:t>df_clean = df_sectors[~df_sectors['Sector'].str.contains('total', case=False, na=False)].dropna(subset=['Iun. 2025', 'Iun. 2026'])</w:t>
-      </w:r>
-      <w:r>
-        <w:rPr>
-          <w:rFonts w:ascii="Consolas" w:hAnsi="Consolas"/>
-          <w:color w:val="1E293B"/>
-          <w:sz w:val="17"/>
-        </w:rPr>
-        <w:br/>
-        <w:t>df_clean['YoY_Growth_%'] = ((df_clean['Iun. 2026'] - df_clean['Iun. 2025']) / df_clean['Iun. 2025']) * 100</w:t>
-      </w:r>
-      <w:r>
-        <w:rPr>
-          <w:rFonts w:ascii="Consolas" w:hAnsi="Consolas"/>
-          <w:color w:val="1E293B"/>
-          <w:sz w:val="17"/>
-        </w:rPr>
-        <w:br/>
-        <w:t>top_5 = df_clean.sort_values(by='YoY_Growth_%', ascending=False).head(5)</w:t>
-      </w:r>
-      <w:r>
-        <w:rPr>
-          <w:rFonts w:ascii="Consolas" w:hAnsi="Consolas"/>
-          <w:color w:val="1E293B"/>
-          <w:sz w:val="17"/>
-        </w:rPr>
-        <w:br/>
-      </w:r>
-      <w:r>
-        <w:rPr>
-          <w:rFonts w:ascii="Consolas" w:hAnsi="Consolas"/>
-          <w:color w:val="1E293B"/>
-          <w:sz w:val="17"/>
-        </w:rPr>
-        <w:br/>
-        <w:t># 4. IT Sector Analysis</w:t>
-      </w:r>
-      <w:r>
-        <w:rPr>
-          <w:rFonts w:ascii="Consolas" w:hAnsi="Consolas"/>
-          <w:color w:val="1E293B"/>
-          <w:sz w:val="17"/>
-        </w:rPr>
-        <w:br/>
-        <w:t>it_row = df_sectors[df_sectors['Sector'].str.contains('programare', case=False, na=False)]</w:t>
-      </w:r>
-      <w:r>
-        <w:rPr>
-          <w:rFonts w:ascii="Consolas" w:hAnsi="Consolas"/>
-          <w:color w:val="1E293B"/>
-          <w:sz w:val="17"/>
-        </w:rPr>
-        <w:br/>
-        <w:t>it_data = pd.DataFrame({'Month': months, 'IT_Salary': it_row[months].values[0]})</w:t>
-      </w:r>
-      <w:r>
-        <w:rPr>
-          <w:rFonts w:ascii="Consolas" w:hAnsi="Consolas"/>
-          <w:color w:val="1E293B"/>
-          <w:sz w:val="17"/>
-        </w:rPr>
-        <w:br/>
-      </w:r>
-      <w:r>
-        <w:rPr>
-          <w:rFonts w:ascii="Consolas" w:hAnsi="Consolas"/>
-          <w:color w:val="1E293B"/>
-          <w:sz w:val="17"/>
-        </w:rPr>
-        <w:br/>
-        <w:t># 5. Visualizations</w:t>
-      </w:r>
-      <w:r>
-        <w:rPr>
-          <w:rFonts w:ascii="Consolas" w:hAnsi="Consolas"/>
-          <w:color w:val="1E293B"/>
-          <w:sz w:val="17"/>
-        </w:rPr>
-        <w:br/>
+    </w:p>
+    <w:p>
+      <w:pPr>
+        <w:shd w:val="clear" w:color="auto" w:fill="F1F5F9"/>
+        <w:spacing w:after="0" w:line="240" w:lineRule="auto"/>
+      </w:pPr>
+    </w:p>
+    <w:p>
+      <w:pPr>
+        <w:shd w:val="clear" w:color="auto" w:fill="F1F5F9"/>
+        <w:spacing w:after="0" w:line="240" w:lineRule="auto"/>
+      </w:pPr>
+      <w:r>
+        <w:t># ==========================================</w:t>
+      </w:r>
+    </w:p>
+    <w:p>
+      <w:pPr>
+        <w:shd w:val="clear" w:color="auto" w:fill="F1F5F9"/>
+        <w:spacing w:after="0" w:line="240" w:lineRule="auto"/>
+      </w:pPr>
+      <w:r>
+        <w:t># LOAD DATA</w:t>
+      </w:r>
+    </w:p>
+    <w:p>
+      <w:pPr>
+        <w:shd w:val="clear" w:color="auto" w:fill="F1F5F9"/>
+        <w:spacing w:after="0" w:line="240" w:lineRule="auto"/>
+      </w:pPr>
+      <w:r>
+        <w:t># ==========================================</w:t>
+      </w:r>
+    </w:p>
+    <w:p>
+      <w:pPr>
+        <w:shd w:val="clear" w:color="auto" w:fill="F1F5F9"/>
+        <w:spacing w:after="0" w:line="240" w:lineRule="auto"/>
+      </w:pPr>
+      <w:r>
+        <w:t>file_path = (</w:t>
+      </w:r>
+    </w:p>
+    <w:p>
+      <w:pPr>
+        <w:shd w:val="clear" w:color="auto" w:fill="F1F5F9"/>
+        <w:spacing w:after="0" w:line="240" w:lineRule="auto"/>
+      </w:pPr>
+      <w:r>
+        <w:t xml:space="preserve">    "C:/Users/AnaTiru/Desktop/Data_Analyst/Curs_data_analyst_SKILLAB/Lectia 20"</w:t>
+      </w:r>
+    </w:p>
+    <w:p>
+      <w:pPr>
+        <w:shd w:val="clear" w:color="auto" w:fill="F1F5F9"/>
+        <w:spacing w:after="0" w:line="240" w:lineRule="auto"/>
+      </w:pPr>
+      <w:r>
+        <w:t xml:space="preserve">    " - 12.08.2026 Interviu/net_salary_ins.xlsx"</w:t>
+      </w:r>
+    </w:p>
+    <w:p>
+      <w:pPr>
+        <w:shd w:val="clear" w:color="auto" w:fill="F1F5F9"/>
+        <w:spacing w:after="0" w:line="240" w:lineRule="auto"/>
+      </w:pPr>
+      <w:r>
+        <w:t>)</w:t>
+      </w:r>
+    </w:p>
+    <w:p>
+      <w:pPr>
+        <w:shd w:val="clear" w:color="auto" w:fill="F1F5F9"/>
+        <w:spacing w:after="0" w:line="240" w:lineRule="auto"/>
+      </w:pPr>
+      <w:r>
+        <w:t>df = pd.read_excel(file_path)</w:t>
+      </w:r>
+    </w:p>
+    <w:p>
+      <w:pPr>
+        <w:shd w:val="clear" w:color="auto" w:fill="F1F5F9"/>
+        <w:spacing w:after="0" w:line="240" w:lineRule="auto"/>
+      </w:pPr>
+      <w:r>
+        <w:t># ==========================================</w:t>
+      </w:r>
+    </w:p>
+    <w:p>
+      <w:pPr>
+        <w:shd w:val="clear" w:color="auto" w:fill="F1F5F9"/>
+        <w:spacing w:after="0" w:line="240" w:lineRule="auto"/>
+      </w:pPr>
+      <w:r>
+        <w:t># 1. Average net salary in June 2026 compared to May 2026</w:t>
+      </w:r>
+    </w:p>
+    <w:p>
+      <w:pPr>
+        <w:shd w:val="clear" w:color="auto" w:fill="F1F5F9"/>
+        <w:spacing w:after="0" w:line="240" w:lineRule="auto"/>
+      </w:pPr>
+      <w:r>
+        <w:t># ==========================================</w:t>
+      </w:r>
+    </w:p>
+    <w:p>
+      <w:pPr>
+        <w:shd w:val="clear" w:color="auto" w:fill="F1F5F9"/>
+        <w:spacing w:after="0" w:line="240" w:lineRule="auto"/>
+      </w:pPr>
+      <w:r>
+        <w:t>iun_2026 = df["Iun.2026"].iloc[0]</w:t>
+      </w:r>
+    </w:p>
+    <w:p>
+      <w:pPr>
+        <w:shd w:val="clear" w:color="auto" w:fill="F1F5F9"/>
+        <w:spacing w:after="0" w:line="240" w:lineRule="auto"/>
+      </w:pPr>
+      <w:r>
+        <w:t>mai_2026 = df["Mai2026"].iloc[0]</w:t>
+      </w:r>
+    </w:p>
+    <w:p>
+      <w:pPr>
+        <w:shd w:val="clear" w:color="auto" w:fill="F1F5F9"/>
+        <w:spacing w:after="0" w:line="240" w:lineRule="auto"/>
+      </w:pPr>
+      <w:r>
+        <w:t>pct_iun_mai = round(((iun_2026 - mai_2026) / mai_2026) * 100, 1)</w:t>
+      </w:r>
+    </w:p>
+    <w:p>
+      <w:pPr>
+        <w:shd w:val="clear" w:color="auto" w:fill="F1F5F9"/>
+        <w:spacing w:after="0" w:line="240" w:lineRule="auto"/>
+      </w:pPr>
+      <w:r>
+        <w:t>print(</w:t>
+      </w:r>
+    </w:p>
+    <w:p>
+      <w:pPr>
+        <w:shd w:val="clear" w:color="auto" w:fill="F1F5F9"/>
+        <w:spacing w:after="0" w:line="240" w:lineRule="auto"/>
+      </w:pPr>
+      <w:r>
+        <w:t xml:space="preserve">    f"Average net salary in June 2026 increased by +{pct_iun_mai}% compared to"</w:t>
+      </w:r>
+    </w:p>
+    <w:p>
+      <w:pPr>
+        <w:shd w:val="clear" w:color="auto" w:fill="F1F5F9"/>
+        <w:spacing w:after="0" w:line="240" w:lineRule="auto"/>
+      </w:pPr>
+      <w:r>
+        <w:t xml:space="preserve">    " May 2026."</w:t>
+      </w:r>
+    </w:p>
+    <w:p>
+      <w:pPr>
+        <w:shd w:val="clear" w:color="auto" w:fill="F1F5F9"/>
+        <w:spacing w:after="0" w:line="240" w:lineRule="auto"/>
+      </w:pPr>
+      <w:r>
+        <w:t>)</w:t>
+      </w:r>
+    </w:p>
+    <w:p>
+      <w:pPr>
+        <w:shd w:val="clear" w:color="auto" w:fill="F1F5F9"/>
+        <w:spacing w:after="0" w:line="240" w:lineRule="auto"/>
+      </w:pPr>
+      <w:r>
+        <w:t># ==========================================</w:t>
+      </w:r>
+    </w:p>
+    <w:p>
+      <w:pPr>
+        <w:shd w:val="clear" w:color="auto" w:fill="F1F5F9"/>
+        <w:spacing w:after="0" w:line="240" w:lineRule="auto"/>
+      </w:pPr>
+      <w:r>
+        <w:t># 2. Average net salary in June 2026 compared to June 2025</w:t>
+      </w:r>
+    </w:p>
+    <w:p>
+      <w:pPr>
+        <w:shd w:val="clear" w:color="auto" w:fill="F1F5F9"/>
+        <w:spacing w:after="0" w:line="240" w:lineRule="auto"/>
+      </w:pPr>
+      <w:r>
+        <w:t># ==========================================</w:t>
+      </w:r>
+    </w:p>
+    <w:p>
+      <w:pPr>
+        <w:shd w:val="clear" w:color="auto" w:fill="F1F5F9"/>
+        <w:spacing w:after="0" w:line="240" w:lineRule="auto"/>
+      </w:pPr>
+      <w:r>
+        <w:t>iun_2026 = df["Iun.2026"].iloc[0]</w:t>
+      </w:r>
+    </w:p>
+    <w:p>
+      <w:pPr>
+        <w:shd w:val="clear" w:color="auto" w:fill="F1F5F9"/>
+        <w:spacing w:after="0" w:line="240" w:lineRule="auto"/>
+      </w:pPr>
+      <w:r>
+        <w:t>iun_2025 = df["Iun.2025"].iloc[0]</w:t>
+      </w:r>
+    </w:p>
+    <w:p>
+      <w:pPr>
+        <w:shd w:val="clear" w:color="auto" w:fill="F1F5F9"/>
+        <w:spacing w:after="0" w:line="240" w:lineRule="auto"/>
+      </w:pPr>
+      <w:r>
+        <w:t>pct_iun_iun = round(((iun_2026 - iun_2025) / iun_2025) * 100, 1)</w:t>
+      </w:r>
+    </w:p>
+    <w:p>
+      <w:pPr>
+        <w:shd w:val="clear" w:color="auto" w:fill="F1F5F9"/>
+        <w:spacing w:after="0" w:line="240" w:lineRule="auto"/>
+      </w:pPr>
+    </w:p>
+    <w:p>
+      <w:pPr>
+        <w:shd w:val="clear" w:color="auto" w:fill="F1F5F9"/>
+        <w:spacing w:after="0" w:line="240" w:lineRule="auto"/>
+      </w:pPr>
+      <w:r>
+        <w:t>print(</w:t>
+      </w:r>
+    </w:p>
+    <w:p>
+      <w:pPr>
+        <w:shd w:val="clear" w:color="auto" w:fill="F1F5F9"/>
+        <w:spacing w:after="0" w:line="240" w:lineRule="auto"/>
+      </w:pPr>
+      <w:r>
+        <w:t xml:space="preserve">    f"Average net salary in June 2026 increased by +{pct_iun_iun}% compared to"</w:t>
+      </w:r>
+    </w:p>
+    <w:p>
+      <w:pPr>
+        <w:shd w:val="clear" w:color="auto" w:fill="F1F5F9"/>
+        <w:spacing w:after="0" w:line="240" w:lineRule="auto"/>
+      </w:pPr>
+      <w:r>
+        <w:t xml:space="preserve">    " June 2025."</w:t>
+      </w:r>
+    </w:p>
+    <w:p>
+      <w:pPr>
+        <w:shd w:val="clear" w:color="auto" w:fill="F1F5F9"/>
+        <w:spacing w:after="0" w:line="240" w:lineRule="auto"/>
+      </w:pPr>
+      <w:r>
+        <w:t>)</w:t>
+      </w:r>
+    </w:p>
+    <w:p>
+      <w:pPr>
+        <w:shd w:val="clear" w:color="auto" w:fill="F1F5F9"/>
+        <w:spacing w:after="0" w:line="240" w:lineRule="auto"/>
+      </w:pPr>
+      <w:r>
+        <w:t># ==========================================</w:t>
+      </w:r>
+    </w:p>
+    <w:p>
+      <w:pPr>
+        <w:shd w:val="clear" w:color="auto" w:fill="F1F5F9"/>
+        <w:spacing w:after="0" w:line="240" w:lineRule="auto"/>
+      </w:pPr>
+      <w:r>
+        <w:t># 3. Highest Earnings by Sector</w:t>
+      </w:r>
+    </w:p>
+    <w:p>
+      <w:pPr>
+        <w:shd w:val="clear" w:color="auto" w:fill="F1F5F9"/>
+        <w:spacing w:after="0" w:line="240" w:lineRule="auto"/>
+      </w:pPr>
+      <w:r>
+        <w:t># ==========================================</w:t>
+      </w:r>
+    </w:p>
+    <w:p>
+      <w:pPr>
+        <w:shd w:val="clear" w:color="auto" w:fill="F1F5F9"/>
+        <w:spacing w:after="0" w:line="240" w:lineRule="auto"/>
+      </w:pPr>
+      <w:r>
+        <w:t>order_df_desc = df.sort_values(by="Iun.2026", ascending=False)</w:t>
+      </w:r>
+    </w:p>
+    <w:p>
+      <w:pPr>
+        <w:shd w:val="clear" w:color="auto" w:fill="F1F5F9"/>
+        <w:spacing w:after="0" w:line="240" w:lineRule="auto"/>
+      </w:pPr>
+      <w:r>
+        <w:t>highest = order_df_desc.iloc[0:2][["Industry", "Iun.2026"]]</w:t>
+      </w:r>
+    </w:p>
+    <w:p>
+      <w:pPr>
+        <w:shd w:val="clear" w:color="auto" w:fill="F1F5F9"/>
+        <w:spacing w:after="0" w:line="240" w:lineRule="auto"/>
+      </w:pPr>
+      <w:r>
+        <w:t>print(</w:t>
+      </w:r>
+    </w:p>
+    <w:p>
+      <w:pPr>
+        <w:shd w:val="clear" w:color="auto" w:fill="F1F5F9"/>
+        <w:spacing w:after="0" w:line="240" w:lineRule="auto"/>
+      </w:pPr>
+      <w:r>
+        <w:t xml:space="preserve">    f"Highest Earnings by Sector: {highest['Industry'].iloc[0]} with"</w:t>
+      </w:r>
+    </w:p>
+    <w:p>
+      <w:pPr>
+        <w:shd w:val="clear" w:color="auto" w:fill="F1F5F9"/>
+        <w:spacing w:after="0" w:line="240" w:lineRule="auto"/>
+      </w:pPr>
+      <w:r>
+        <w:t xml:space="preserve">    f" {highest['Iun.2026'].iloc[0]} RON and {highest['Industry'].iloc[1]} with"</w:t>
+      </w:r>
+    </w:p>
+    <w:p>
+      <w:pPr>
+        <w:shd w:val="clear" w:color="auto" w:fill="F1F5F9"/>
+        <w:spacing w:after="0" w:line="240" w:lineRule="auto"/>
+      </w:pPr>
+      <w:r>
+        <w:t xml:space="preserve">    f" {highest['Iun.2026'].iloc[1]} RON"</w:t>
+      </w:r>
+    </w:p>
+    <w:p>
+      <w:pPr>
+        <w:shd w:val="clear" w:color="auto" w:fill="F1F5F9"/>
+        <w:spacing w:after="0" w:line="240" w:lineRule="auto"/>
+      </w:pPr>
+      <w:r>
+        <w:t>)</w:t>
+      </w:r>
+    </w:p>
+    <w:p>
+      <w:pPr>
+        <w:shd w:val="clear" w:color="auto" w:fill="F1F5F9"/>
+        <w:spacing w:after="0" w:line="240" w:lineRule="auto"/>
+      </w:pPr>
+      <w:r>
+        <w:lastRenderedPageBreak/>
+        <w:t># ==========================================</w:t>
+      </w:r>
+    </w:p>
+    <w:p>
+      <w:pPr>
+        <w:shd w:val="clear" w:color="auto" w:fill="F1F5F9"/>
+        <w:spacing w:after="0" w:line="240" w:lineRule="auto"/>
+      </w:pPr>
+      <w:r>
+        <w:t># 4. Lowest Earnings by Sector</w:t>
+      </w:r>
+    </w:p>
+    <w:p>
+      <w:pPr>
+        <w:shd w:val="clear" w:color="auto" w:fill="F1F5F9"/>
+        <w:spacing w:after="0" w:line="240" w:lineRule="auto"/>
+      </w:pPr>
+      <w:r>
+        <w:t># ==========================================</w:t>
+      </w:r>
+    </w:p>
+    <w:p>
+      <w:pPr>
+        <w:shd w:val="clear" w:color="auto" w:fill="F1F5F9"/>
+        <w:spacing w:after="0" w:line="240" w:lineRule="auto"/>
+      </w:pPr>
+      <w:r>
+        <w:t>order_df_asc = df.sort_values(by="Iun.2026", ascending=True)</w:t>
+      </w:r>
+    </w:p>
+    <w:p>
+      <w:pPr>
+        <w:shd w:val="clear" w:color="auto" w:fill="F1F5F9"/>
+        <w:spacing w:after="0" w:line="240" w:lineRule="auto"/>
+      </w:pPr>
+      <w:r>
+        <w:t>lowest = order_df_asc.iloc[0:2][["Industry", "Iun.2026"]]</w:t>
+      </w:r>
+    </w:p>
+    <w:p>
+      <w:pPr>
+        <w:shd w:val="clear" w:color="auto" w:fill="F1F5F9"/>
+        <w:spacing w:after="0" w:line="240" w:lineRule="auto"/>
+      </w:pPr>
+      <w:r>
+        <w:t>print(</w:t>
+      </w:r>
+    </w:p>
+    <w:p>
+      <w:pPr>
+        <w:shd w:val="clear" w:color="auto" w:fill="F1F5F9"/>
+        <w:spacing w:after="0" w:line="240" w:lineRule="auto"/>
+      </w:pPr>
+      <w:r>
+        <w:t xml:space="preserve">    f"Lowest Earnings by Sector: {lowest['Industry'].iloc[0]} with"</w:t>
+      </w:r>
+    </w:p>
+    <w:p>
+      <w:pPr>
+        <w:shd w:val="clear" w:color="auto" w:fill="F1F5F9"/>
+        <w:spacing w:after="0" w:line="240" w:lineRule="auto"/>
+      </w:pPr>
+      <w:r>
+        <w:t xml:space="preserve">    f" {lowest['Iun.2026'].iloc[0]} RON and {lowest['Industry'].iloc[1]} with"</w:t>
+      </w:r>
+    </w:p>
+    <w:p>
+      <w:pPr>
+        <w:shd w:val="clear" w:color="auto" w:fill="F1F5F9"/>
+        <w:spacing w:after="0" w:line="240" w:lineRule="auto"/>
+      </w:pPr>
+      <w:r>
+        <w:t xml:space="preserve">    f" {lowest['Iun.2026'].iloc[1]} RON"</w:t>
+      </w:r>
+    </w:p>
+    <w:p>
+      <w:pPr>
+        <w:shd w:val="clear" w:color="auto" w:fill="F1F5F9"/>
+        <w:spacing w:after="0" w:line="240" w:lineRule="auto"/>
+      </w:pPr>
+      <w:r>
+        <w:t>)</w:t>
+      </w:r>
+    </w:p>
+    <w:p>
+      <w:pPr>
+        <w:shd w:val="clear" w:color="auto" w:fill="F1F5F9"/>
+        <w:spacing w:after="0" w:line="240" w:lineRule="auto"/>
+      </w:pPr>
+      <w:r>
+        <w:t># ==========================================</w:t>
+      </w:r>
+    </w:p>
+    <w:p>
+      <w:pPr>
+        <w:shd w:val="clear" w:color="auto" w:fill="F1F5F9"/>
+        <w:spacing w:after="0" w:line="240" w:lineRule="auto"/>
+      </w:pPr>
+      <w:r>
+        <w:t># 5. Monthly Evolution of the Net Average Salary in IT (Services &amp; Programming)</w:t>
+      </w:r>
+    </w:p>
+    <w:p>
+      <w:pPr>
+        <w:shd w:val="clear" w:color="auto" w:fill="F1F5F9"/>
+        <w:spacing w:after="0" w:line="240" w:lineRule="auto"/>
+      </w:pPr>
+      <w:r>
+        <w:t># ==========================================</w:t>
+      </w:r>
+    </w:p>
+    <w:p>
+      <w:pPr>
+        <w:shd w:val="clear" w:color="auto" w:fill="F1F5F9"/>
+        <w:spacing w:after="0" w:line="240" w:lineRule="auto"/>
+      </w:pPr>
+      <w:r>
+        <w:t>it_salary = df[df["Cod CAEN Rev.3"] == 62]</w:t>
+      </w:r>
+    </w:p>
+    <w:p>
+      <w:pPr>
+        <w:shd w:val="clear" w:color="auto" w:fill="F1F5F9"/>
+        <w:spacing w:after="0" w:line="240" w:lineRule="auto"/>
+      </w:pPr>
+      <w:r>
+        <w:t>salaries = it_salary.iloc[0, 2:15].values.astype(int)</w:t>
+      </w:r>
+    </w:p>
+    <w:p>
+      <w:pPr>
+        <w:shd w:val="clear" w:color="auto" w:fill="F1F5F9"/>
+        <w:spacing w:after="0" w:line="240" w:lineRule="auto"/>
+      </w:pPr>
+      <w:r>
+        <w:t>months = df.columns[2:15].tolist()</w:t>
+      </w:r>
+    </w:p>
+    <w:p>
+      <w:pPr>
+        <w:shd w:val="clear" w:color="auto" w:fill="F1F5F9"/>
+        <w:spacing w:after="0" w:line="240" w:lineRule="auto"/>
+      </w:pPr>
+      <w:r>
+        <w:t>plt.figure(figsize=(12, 6))</w:t>
+      </w:r>
+    </w:p>
+    <w:p>
+      <w:pPr>
+        <w:shd w:val="clear" w:color="auto" w:fill="F1F5F9"/>
+        <w:spacing w:after="0" w:line="240" w:lineRule="auto"/>
+      </w:pPr>
+      <w:r>
+        <w:t>plt.plot(</w:t>
+      </w:r>
+    </w:p>
+    <w:p>
+      <w:pPr>
+        <w:shd w:val="clear" w:color="auto" w:fill="F1F5F9"/>
+        <w:spacing w:after="0" w:line="240" w:lineRule="auto"/>
+      </w:pPr>
+      <w:r>
+        <w:t xml:space="preserve">    months, salaries, marker="o", color="#1A365D", linewidth=2.5, markersize=8</w:t>
+      </w:r>
+    </w:p>
+    <w:p>
+      <w:pPr>
+        <w:shd w:val="clear" w:color="auto" w:fill="F1F5F9"/>
+        <w:spacing w:after="0" w:line="240" w:lineRule="auto"/>
+      </w:pPr>
+      <w:r>
+        <w:t>)</w:t>
+      </w:r>
+    </w:p>
+    <w:p>
+      <w:pPr>
+        <w:shd w:val="clear" w:color="auto" w:fill="F1F5F9"/>
+        <w:spacing w:after="0" w:line="240" w:lineRule="auto"/>
+      </w:pPr>
+      <w:r>
+        <w:t>min_sal = min(salaries)</w:t>
+      </w:r>
+    </w:p>
+    <w:p>
+      <w:pPr>
+        <w:shd w:val="clear" w:color="auto" w:fill="F1F5F9"/>
+        <w:spacing w:after="0" w:line="240" w:lineRule="auto"/>
+      </w:pPr>
+      <w:r>
+        <w:t>max_sal = max(salaries)</w:t>
+      </w:r>
+    </w:p>
+    <w:p>
+      <w:pPr>
+        <w:shd w:val="clear" w:color="auto" w:fill="F1F5F9"/>
+        <w:spacing w:after="0" w:line="240" w:lineRule="auto"/>
+      </w:pPr>
+      <w:r>
+        <w:t>plt.ylim(min_sal - 600, max_sal + 700)</w:t>
+      </w:r>
+    </w:p>
+    <w:p>
+      <w:pPr>
+        <w:shd w:val="clear" w:color="auto" w:fill="F1F5F9"/>
+        <w:spacing w:after="0" w:line="240" w:lineRule="auto"/>
+      </w:pPr>
+    </w:p>
+    <w:p>
+      <w:pPr>
+        <w:shd w:val="clear" w:color="auto" w:fill="F1F5F9"/>
+        <w:spacing w:after="0" w:line="240" w:lineRule="auto"/>
+      </w:pPr>
+      <w:r>
+        <w:t>plt.xlabel("Month", fontsize=11, fontweight="bold", labelpad=10)</w:t>
+      </w:r>
+    </w:p>
+    <w:p>
+      <w:pPr>
+        <w:shd w:val="clear" w:color="auto" w:fill="F1F5F9"/>
+        <w:spacing w:after="0" w:line="240" w:lineRule="auto"/>
+      </w:pPr>
+      <w:r>
+        <w:t>plt.ylabel("RON Net", fontsize=11, fontweight="bold")</w:t>
+      </w:r>
+    </w:p>
+    <w:p>
+      <w:pPr>
+        <w:shd w:val="clear" w:color="auto" w:fill="F1F5F9"/>
+        <w:spacing w:after="0" w:line="240" w:lineRule="auto"/>
+      </w:pPr>
+      <w:r>
+        <w:t>plt.title(</w:t>
+      </w:r>
+    </w:p>
+    <w:p>
+      <w:pPr>
+        <w:shd w:val="clear" w:color="auto" w:fill="F1F5F9"/>
+        <w:spacing w:after="0" w:line="240" w:lineRule="auto"/>
+      </w:pPr>
+      <w:r>
+        <w:t xml:space="preserve">    "Evolution of the Average Net Salary in IT (Services &amp; Programming)",</w:t>
+      </w:r>
+    </w:p>
+    <w:p>
+      <w:pPr>
+        <w:shd w:val="clear" w:color="auto" w:fill="F1F5F9"/>
+        <w:spacing w:after="0" w:line="240" w:lineRule="auto"/>
+      </w:pPr>
+      <w:r>
+        <w:t xml:space="preserve">    fontsize=13,</w:t>
+      </w:r>
+    </w:p>
+    <w:p>
+      <w:pPr>
+        <w:shd w:val="clear" w:color="auto" w:fill="F1F5F9"/>
+        <w:spacing w:after="0" w:line="240" w:lineRule="auto"/>
+      </w:pPr>
+      <w:r>
+        <w:t xml:space="preserve">    fontweight="bold",</w:t>
+      </w:r>
+    </w:p>
+    <w:p>
+      <w:pPr>
+        <w:shd w:val="clear" w:color="auto" w:fill="F1F5F9"/>
+        <w:spacing w:after="0" w:line="240" w:lineRule="auto"/>
+      </w:pPr>
+      <w:r>
+        <w:t xml:space="preserve">    pad=15,</w:t>
+      </w:r>
+    </w:p>
+    <w:p>
+      <w:pPr>
+        <w:shd w:val="clear" w:color="auto" w:fill="F1F5F9"/>
+        <w:spacing w:after="0" w:line="240" w:lineRule="auto"/>
+      </w:pPr>
+      <w:r>
+        <w:t>)</w:t>
+      </w:r>
+    </w:p>
+    <w:p>
+      <w:pPr>
+        <w:shd w:val="clear" w:color="auto" w:fill="F1F5F9"/>
+        <w:spacing w:after="0" w:line="240" w:lineRule="auto"/>
+      </w:pPr>
+      <w:r>
+        <w:t>plt.xticks(rotation=45, ha="right", fontsize=10)</w:t>
+      </w:r>
+    </w:p>
+    <w:p>
+      <w:pPr>
+        <w:shd w:val="clear" w:color="auto" w:fill="F1F5F9"/>
+        <w:spacing w:after="0" w:line="240" w:lineRule="auto"/>
+      </w:pPr>
+      <w:r>
+        <w:t>plt.yticks(fontsize=10)</w:t>
+      </w:r>
+    </w:p>
+    <w:p>
+      <w:pPr>
+        <w:shd w:val="clear" w:color="auto" w:fill="F1F5F9"/>
+        <w:spacing w:after="0" w:line="240" w:lineRule="auto"/>
+      </w:pPr>
+      <w:r>
+        <w:t>plt.grid(True, linestyle="--", alpha=0.5)</w:t>
+      </w:r>
+    </w:p>
+    <w:p>
+      <w:pPr>
+        <w:shd w:val="clear" w:color="auto" w:fill="F1F5F9"/>
+        <w:spacing w:after="0" w:line="240" w:lineRule="auto"/>
+      </w:pPr>
+    </w:p>
+    <w:p>
+      <w:pPr>
+        <w:shd w:val="clear" w:color="auto" w:fill="F1F5F9"/>
+        <w:spacing w:after="0" w:line="240" w:lineRule="auto"/>
+      </w:pPr>
+      <w:r>
+        <w:t>for i, txt in enumerate(salaries):</w:t>
+      </w:r>
+    </w:p>
+    <w:p>
+      <w:pPr>
+        <w:shd w:val="clear" w:color="auto" w:fill="F1F5F9"/>
+        <w:spacing w:after="0" w:line="240" w:lineRule="auto"/>
+      </w:pPr>
+      <w:r>
+        <w:t xml:space="preserve">  plt.annotate(</w:t>
+      </w:r>
+    </w:p>
+    <w:p>
+      <w:pPr>
+        <w:shd w:val="clear" w:color="auto" w:fill="F1F5F9"/>
+        <w:spacing w:after="0" w:line="240" w:lineRule="auto"/>
+      </w:pPr>
+      <w:r>
+        <w:t xml:space="preserve">      f"{txt:,}".replace(",", "."),</w:t>
+      </w:r>
+    </w:p>
+    <w:p>
+      <w:pPr>
+        <w:shd w:val="clear" w:color="auto" w:fill="F1F5F9"/>
+        <w:spacing w:after="0" w:line="240" w:lineRule="auto"/>
+      </w:pPr>
+      <w:r>
+        <w:t xml:space="preserve">      (months[i], salaries[i] + 120),</w:t>
+      </w:r>
+    </w:p>
+    <w:p>
+      <w:pPr>
+        <w:shd w:val="clear" w:color="auto" w:fill="F1F5F9"/>
+        <w:spacing w:after="0" w:line="240" w:lineRule="auto"/>
+      </w:pPr>
+      <w:r>
+        <w:t xml:space="preserve">      ha="center",</w:t>
+      </w:r>
+    </w:p>
+    <w:p>
+      <w:pPr>
+        <w:shd w:val="clear" w:color="auto" w:fill="F1F5F9"/>
+        <w:spacing w:after="0" w:line="240" w:lineRule="auto"/>
+      </w:pPr>
+      <w:r>
+        <w:t xml:space="preserve">      va="bottom",</w:t>
+      </w:r>
+    </w:p>
+    <w:p>
+      <w:pPr>
+        <w:shd w:val="clear" w:color="auto" w:fill="F1F5F9"/>
+        <w:spacing w:after="0" w:line="240" w:lineRule="auto"/>
+      </w:pPr>
+      <w:r>
+        <w:t xml:space="preserve">      fontweight="bold",</w:t>
+      </w:r>
+    </w:p>
+    <w:p>
+      <w:pPr>
+        <w:shd w:val="clear" w:color="auto" w:fill="F1F5F9"/>
+        <w:spacing w:after="0" w:line="240" w:lineRule="auto"/>
+      </w:pPr>
+      <w:r>
+        <w:t xml:space="preserve">      fontsize=9,</w:t>
+      </w:r>
+    </w:p>
+    <w:p>
+      <w:pPr>
+        <w:shd w:val="clear" w:color="auto" w:fill="F1F5F9"/>
+        <w:spacing w:after="0" w:line="240" w:lineRule="auto"/>
+      </w:pPr>
+      <w:r>
+        <w:t xml:space="preserve">      color="#1A365D",</w:t>
+      </w:r>
+    </w:p>
+    <w:p>
+      <w:pPr>
+        <w:shd w:val="clear" w:color="auto" w:fill="F1F5F9"/>
+        <w:spacing w:after="0" w:line="240" w:lineRule="auto"/>
+      </w:pPr>
+      <w:r>
+        <w:t xml:space="preserve">  )</w:t>
+      </w:r>
+    </w:p>
+    <w:p>
+      <w:pPr>
+        <w:shd w:val="clear" w:color="auto" w:fill="F1F5F9"/>
+        <w:spacing w:after="0" w:line="240" w:lineRule="auto"/>
+      </w:pPr>
+    </w:p>
+    <w:p>
+      <w:pPr>
+        <w:shd w:val="clear" w:color="auto" w:fill="F1F5F9"/>
+        <w:spacing w:after="0" w:line="240" w:lineRule="auto"/>
+      </w:pPr>
+      <w:r>
+        <w:t>plt.tight_layout()</w:t>
+      </w:r>
+    </w:p>
+    <w:p>
+      <w:pPr>
+        <w:shd w:val="clear" w:color="auto" w:fill="F1F5F9"/>
+        <w:spacing w:after="0" w:line="240" w:lineRule="auto"/>
+      </w:pPr>
+      <w:r>
+        <w:lastRenderedPageBreak/>
+        <w:t>plt.show()</w:t>
+      </w:r>
+    </w:p>
+    <w:p>
+      <w:pPr>
+        <w:shd w:val="clear" w:color="auto" w:fill="F1F5F9"/>
+        <w:spacing w:after="0" w:line="240" w:lineRule="auto"/>
+      </w:pPr>
+    </w:p>
+    <w:p>
+      <w:pPr>
+        <w:shd w:val="clear" w:color="auto" w:fill="F1F5F9"/>
+        <w:spacing w:after="0" w:line="240" w:lineRule="auto"/>
+      </w:pPr>
+      <w:r>
+        <w:t># ==========================================</w:t>
+      </w:r>
+    </w:p>
+    <w:p>
+      <w:pPr>
+        <w:shd w:val="clear" w:color="auto" w:fill="F1F5F9"/>
+        <w:spacing w:after="0" w:line="240" w:lineRule="auto"/>
+      </w:pPr>
+      <w:r>
+        <w:t># 6. Top 5 Industries by Percentage Salary Growth (June 2025 vs June 2026)</w:t>
+      </w:r>
+    </w:p>
+    <w:p>
+      <w:pPr>
+        <w:shd w:val="clear" w:color="auto" w:fill="F1F5F9"/>
+        <w:spacing w:after="0" w:line="240" w:lineRule="auto"/>
+      </w:pPr>
+      <w:r>
+        <w:t># ==========================================</w:t>
+      </w:r>
+    </w:p>
+    <w:p>
+      <w:pPr>
+        <w:shd w:val="clear" w:color="auto" w:fill="F1F5F9"/>
+        <w:spacing w:after="0" w:line="240" w:lineRule="auto"/>
+      </w:pPr>
+      <w:r>
+        <w:t>df["procent"] = round(</w:t>
+      </w:r>
+    </w:p>
+    <w:p>
+      <w:pPr>
+        <w:shd w:val="clear" w:color="auto" w:fill="F1F5F9"/>
+        <w:spacing w:after="0" w:line="240" w:lineRule="auto"/>
+      </w:pPr>
+      <w:r>
+        <w:t xml:space="preserve">    ((df["Iun.2026"] - df["Iun.2025"]) / df["Iun.2025"]) * 100, 1</w:t>
+      </w:r>
+    </w:p>
+    <w:p>
+      <w:pPr>
+        <w:shd w:val="clear" w:color="auto" w:fill="F1F5F9"/>
+        <w:spacing w:after="0" w:line="240" w:lineRule="auto"/>
+      </w:pPr>
+      <w:r>
+        <w:t>)</w:t>
+      </w:r>
+    </w:p>
+    <w:p>
+      <w:pPr>
+        <w:shd w:val="clear" w:color="auto" w:fill="F1F5F9"/>
+        <w:spacing w:after="0" w:line="240" w:lineRule="auto"/>
+      </w:pPr>
+      <w:r>
+        <w:t>df_proc = df.sort_values(by="procent", ascending=False)</w:t>
+      </w:r>
+    </w:p>
+    <w:p>
+      <w:pPr>
+        <w:shd w:val="clear" w:color="auto" w:fill="F1F5F9"/>
+        <w:spacing w:after="0" w:line="240" w:lineRule="auto"/>
+      </w:pPr>
+      <w:r>
+        <w:t>top_5 = df_proc.iloc[0:5]</w:t>
+      </w:r>
+    </w:p>
+    <w:p>
+      <w:pPr>
+        <w:shd w:val="clear" w:color="auto" w:fill="F1F5F9"/>
+        <w:spacing w:after="0" w:line="240" w:lineRule="auto"/>
+      </w:pPr>
+    </w:p>
+    <w:p>
+      <w:pPr>
+        <w:shd w:val="clear" w:color="auto" w:fill="F1F5F9"/>
+        <w:spacing w:after="0" w:line="240" w:lineRule="auto"/>
+      </w:pPr>
+      <w:r>
+        <w:t>date = pd.DataFrame({</w:t>
+      </w:r>
+    </w:p>
+    <w:p>
+      <w:pPr>
+        <w:shd w:val="clear" w:color="auto" w:fill="F1F5F9"/>
+        <w:spacing w:after="0" w:line="240" w:lineRule="auto"/>
+      </w:pPr>
+      <w:r>
+        <w:t xml:space="preserve">    "Domeniu": [</w:t>
+      </w:r>
+    </w:p>
+    <w:p>
+      <w:pPr>
+        <w:shd w:val="clear" w:color="auto" w:fill="F1F5F9"/>
+        <w:spacing w:after="0" w:line="240" w:lineRule="auto"/>
+      </w:pPr>
+      <w:r>
+        <w:t xml:space="preserve">        "Fabricarea produselor din tutun",</w:t>
+      </w:r>
+    </w:p>
+    <w:p>
+      <w:pPr>
+        <w:shd w:val="clear" w:color="auto" w:fill="F1F5F9"/>
+        <w:spacing w:after="0" w:line="240" w:lineRule="auto"/>
+      </w:pPr>
+      <w:r>
+        <w:t xml:space="preserve">        "Publicitate, activități de studiere a pieței și relații publice",</w:t>
+      </w:r>
+    </w:p>
+    <w:p>
+      <w:pPr>
+        <w:shd w:val="clear" w:color="auto" w:fill="F1F5F9"/>
+        <w:spacing w:after="0" w:line="240" w:lineRule="auto"/>
+      </w:pPr>
+      <w:r>
+        <w:t xml:space="preserve">        "Fabricarea calculatoarelor și a produselor electronice și optice",</w:t>
+      </w:r>
+    </w:p>
+    <w:p>
+      <w:pPr>
+        <w:shd w:val="clear" w:color="auto" w:fill="F1F5F9"/>
+        <w:spacing w:after="0" w:line="240" w:lineRule="auto"/>
+      </w:pPr>
+      <w:r>
+        <w:t xml:space="preserve">        "Tipărire și reproducerea pe suporți a înregistrărilor",</w:t>
+      </w:r>
+    </w:p>
+    <w:p>
+      <w:pPr>
+        <w:shd w:val="clear" w:color="auto" w:fill="F1F5F9"/>
+        <w:spacing w:after="0" w:line="240" w:lineRule="auto"/>
+      </w:pPr>
+      <w:r>
+        <w:t xml:space="preserve">        "Activități de servicii privind forța de muncă",</w:t>
+      </w:r>
+    </w:p>
+    <w:p>
+      <w:pPr>
+        <w:shd w:val="clear" w:color="auto" w:fill="F1F5F9"/>
+        <w:spacing w:after="0" w:line="240" w:lineRule="auto"/>
+      </w:pPr>
+      <w:r>
+        <w:t xml:space="preserve">    ],</w:t>
+      </w:r>
+    </w:p>
+    <w:p>
+      <w:pPr>
+        <w:shd w:val="clear" w:color="auto" w:fill="F1F5F9"/>
+        <w:spacing w:after="0" w:line="240" w:lineRule="auto"/>
+      </w:pPr>
+      <w:r>
+        <w:t xml:space="preserve">    "Crestere": [26.3, 17.4, 13.9, 13.8, 13.6],</w:t>
+      </w:r>
+    </w:p>
+    <w:p>
+      <w:pPr>
+        <w:shd w:val="clear" w:color="auto" w:fill="F1F5F9"/>
+        <w:spacing w:after="0" w:line="240" w:lineRule="auto"/>
+      </w:pPr>
+      <w:r>
+        <w:t>})</w:t>
+      </w:r>
+    </w:p>
+    <w:p>
+      <w:pPr>
+        <w:shd w:val="clear" w:color="auto" w:fill="F1F5F9"/>
+        <w:spacing w:after="0" w:line="240" w:lineRule="auto"/>
+      </w:pPr>
+    </w:p>
+    <w:p>
+      <w:pPr>
+        <w:shd w:val="clear" w:color="auto" w:fill="F1F5F9"/>
+        <w:spacing w:after="0" w:line="240" w:lineRule="auto"/>
+      </w:pPr>
+      <w:r>
+        <w:t>date_sorted = date.sort_values(by="Crestere", ascending=True)</w:t>
+      </w:r>
+    </w:p>
+    <w:p>
+      <w:pPr>
+        <w:shd w:val="clear" w:color="auto" w:fill="F1F5F9"/>
+        <w:spacing w:after="0" w:line="240" w:lineRule="auto"/>
+      </w:pPr>
+    </w:p>
+    <w:p>
+      <w:pPr>
+        <w:shd w:val="clear" w:color="auto" w:fill="F1F5F9"/>
+        <w:spacing w:after="0" w:line="240" w:lineRule="auto"/>
+      </w:pPr>
+      <w:r>
+        <w:t>plt.figure(figsize=(10, 5))</w:t>
+      </w:r>
+    </w:p>
+    <w:p>
+      <w:pPr>
+        <w:shd w:val="clear" w:color="auto" w:fill="F1F5F9"/>
+        <w:spacing w:after="0" w:line="240" w:lineRule="auto"/>
+      </w:pPr>
+      <w:r>
         <w:t>sns.set_theme(style="whitegrid")</w:t>
       </w:r>
-      <w:r>
-        <w:rPr>
-          <w:rFonts w:ascii="Consolas" w:hAnsi="Consolas"/>
-          <w:color w:val="1E293B"/>
-          <w:sz w:val="17"/>
-        </w:rPr>
-        <w:br/>
-      </w:r>
-      <w:r>
-        <w:rPr>
-          <w:rFonts w:ascii="Consolas" w:hAnsi="Consolas"/>
-          <w:color w:val="1E293B"/>
-          <w:sz w:val="17"/>
-        </w:rPr>
-        <w:br/>
-        <w:t># Total Economy Plot</w:t>
-      </w:r>
-      <w:r>
-        <w:rPr>
-          <w:rFonts w:ascii="Consolas" w:hAnsi="Consolas"/>
-          <w:color w:val="1E293B"/>
-          <w:sz w:val="17"/>
-        </w:rPr>
-        <w:br/>
-        <w:t>plt.figure(figsize=(11, 5))</w:t>
-      </w:r>
-      <w:r>
-        <w:rPr>
-          <w:rFonts w:ascii="Consolas" w:hAnsi="Consolas"/>
-          <w:color w:val="1E293B"/>
-          <w:sz w:val="17"/>
-        </w:rPr>
-        <w:br/>
-        <w:t>plt.plot(df_total['Month'], df_total['Net_Salary'], marker='o', linewidth=2.5, color='#1f77b4')</w:t>
-      </w:r>
-      <w:r>
-        <w:rPr>
-          <w:rFonts w:ascii="Consolas" w:hAnsi="Consolas"/>
-          <w:color w:val="1E293B"/>
-          <w:sz w:val="17"/>
-        </w:rPr>
-        <w:br/>
-        <w:t>for i, txt in enumerate(df_total['Net_Salary']):</w:t>
-      </w:r>
-      <w:r>
-        <w:rPr>
-          <w:rFonts w:ascii="Consolas" w:hAnsi="Consolas"/>
-          <w:color w:val="1E293B"/>
-          <w:sz w:val="17"/>
-        </w:rPr>
-        <w:br/>
-        <w:t xml:space="preserve">    plt.annotate(f"{int(txt)}", (df_total['Month'][i], df_total['Net_Salary'][i]),</w:t>
-      </w:r>
-      <w:r>
-        <w:rPr>
-          <w:rFonts w:ascii="Consolas" w:hAnsi="Consolas"/>
-          <w:color w:val="1E293B"/>
-          <w:sz w:val="17"/>
-        </w:rPr>
-        <w:br/>
-        <w:t xml:space="preserve">                 textcoords="offset points", xytext=(0, 10), ha='center', fontsize=9, fontweight='bold')</w:t>
-      </w:r>
-      <w:r>
-        <w:rPr>
-          <w:rFonts w:ascii="Consolas" w:hAnsi="Consolas"/>
-          <w:color w:val="1E293B"/>
-          <w:sz w:val="17"/>
-        </w:rPr>
-        <w:br/>
-        <w:t>plt.title('National Average Net Salary Evolution (June 2025 – June 2026)', fontsize=12, fontweight='bold')</w:t>
-      </w:r>
-      <w:r>
-        <w:rPr>
-          <w:rFonts w:ascii="Consolas" w:hAnsi="Consolas"/>
-          <w:color w:val="1E293B"/>
-          <w:sz w:val="17"/>
-        </w:rPr>
-        <w:br/>
-        <w:t>plt.xticks(rotation=30)</w:t>
-      </w:r>
-      <w:r>
-        <w:rPr>
-          <w:rFonts w:ascii="Consolas" w:hAnsi="Consolas"/>
-          <w:color w:val="1E293B"/>
-          <w:sz w:val="17"/>
-        </w:rPr>
-        <w:br/>
+    </w:p>
+    <w:p>
+      <w:pPr>
+        <w:shd w:val="clear" w:color="auto" w:fill="F1F5F9"/>
+        <w:spacing w:after="0" w:line="240" w:lineRule="auto"/>
+      </w:pPr>
+    </w:p>
+    <w:p>
+      <w:pPr>
+        <w:shd w:val="clear" w:color="auto" w:fill="F1F5F9"/>
+        <w:spacing w:after="0" w:line="240" w:lineRule="auto"/>
+      </w:pPr>
+      <w:r>
+        <w:t>norm = plt.Normalize(</w:t>
+      </w:r>
+    </w:p>
+    <w:p>
+      <w:pPr>
+        <w:shd w:val="clear" w:color="auto" w:fill="F1F5F9"/>
+        <w:spacing w:after="0" w:line="240" w:lineRule="auto"/>
+      </w:pPr>
+      <w:r>
+        <w:t xml:space="preserve">    date_sorted["Crestere"].min(), date_sorted["Crestere"].max()</w:t>
+      </w:r>
+    </w:p>
+    <w:p>
+      <w:pPr>
+        <w:shd w:val="clear" w:color="auto" w:fill="F1F5F9"/>
+        <w:spacing w:after="0" w:line="240" w:lineRule="auto"/>
+      </w:pPr>
+      <w:r>
+        <w:t>)</w:t>
+      </w:r>
+    </w:p>
+    <w:p>
+      <w:pPr>
+        <w:shd w:val="clear" w:color="auto" w:fill="F1F5F9"/>
+        <w:spacing w:after="0" w:line="240" w:lineRule="auto"/>
+      </w:pPr>
+      <w:r>
+        <w:t>colors = plt.cm.viridis(norm(date_sorted["Crestere"]))</w:t>
+      </w:r>
+    </w:p>
+    <w:p>
+      <w:pPr>
+        <w:shd w:val="clear" w:color="auto" w:fill="F1F5F9"/>
+        <w:spacing w:after="0" w:line="240" w:lineRule="auto"/>
+      </w:pPr>
+    </w:p>
+    <w:p>
+      <w:pPr>
+        <w:shd w:val="clear" w:color="auto" w:fill="F1F5F9"/>
+        <w:spacing w:after="0" w:line="240" w:lineRule="auto"/>
+      </w:pPr>
+      <w:r>
+        <w:t>plt.barh(</w:t>
+      </w:r>
+    </w:p>
+    <w:p>
+      <w:pPr>
+        <w:shd w:val="clear" w:color="auto" w:fill="F1F5F9"/>
+        <w:spacing w:after="0" w:line="240" w:lineRule="auto"/>
+      </w:pPr>
+      <w:r>
+        <w:t xml:space="preserve">    date_sorted["Domeniu"], date_sorted["Crestere"], color=colors, height=0.7</w:t>
+      </w:r>
+    </w:p>
+    <w:p>
+      <w:pPr>
+        <w:shd w:val="clear" w:color="auto" w:fill="F1F5F9"/>
+        <w:spacing w:after="0" w:line="240" w:lineRule="auto"/>
+      </w:pPr>
+      <w:r>
+        <w:t>)</w:t>
+      </w:r>
+    </w:p>
+    <w:p>
+      <w:pPr>
+        <w:shd w:val="clear" w:color="auto" w:fill="F1F5F9"/>
+        <w:spacing w:after="0" w:line="240" w:lineRule="auto"/>
+      </w:pPr>
+      <w:r>
+        <w:t>plt.title(</w:t>
+      </w:r>
+    </w:p>
+    <w:p>
+      <w:pPr>
+        <w:shd w:val="clear" w:color="auto" w:fill="F1F5F9"/>
+        <w:spacing w:after="0" w:line="240" w:lineRule="auto"/>
+      </w:pPr>
+      <w:r>
+        <w:t xml:space="preserve">    "Top 5 Industries by Percentage Salary Growth (June 2025 vs June 2026)",</w:t>
+      </w:r>
+    </w:p>
+    <w:p>
+      <w:pPr>
+        <w:shd w:val="clear" w:color="auto" w:fill="F1F5F9"/>
+        <w:spacing w:after="0" w:line="240" w:lineRule="auto"/>
+      </w:pPr>
+      <w:r>
+        <w:t xml:space="preserve">    fontsize=11,</w:t>
+      </w:r>
+    </w:p>
+    <w:p>
+      <w:pPr>
+        <w:shd w:val="clear" w:color="auto" w:fill="F1F5F9"/>
+        <w:spacing w:after="0" w:line="240" w:lineRule="auto"/>
+      </w:pPr>
+      <w:r>
+        <w:t xml:space="preserve">    fontweight="bold",</w:t>
+      </w:r>
+    </w:p>
+    <w:p>
+      <w:pPr>
+        <w:shd w:val="clear" w:color="auto" w:fill="F1F5F9"/>
+        <w:spacing w:after="0" w:line="240" w:lineRule="auto"/>
+      </w:pPr>
+      <w:r>
+        <w:t>)</w:t>
+      </w:r>
+    </w:p>
+    <w:p>
+      <w:pPr>
+        <w:shd w:val="clear" w:color="auto" w:fill="F1F5F9"/>
+        <w:spacing w:after="0" w:line="240" w:lineRule="auto"/>
+      </w:pPr>
+      <w:r>
+        <w:t>plt.xlabel("Percentage Growth (%)")</w:t>
+      </w:r>
+    </w:p>
+    <w:p>
+      <w:pPr>
+        <w:shd w:val="clear" w:color="auto" w:fill="F1F5F9"/>
+        <w:spacing w:after="0" w:line="240" w:lineRule="auto"/>
+      </w:pPr>
+      <w:r>
+        <w:t>plt.gca().grid(True, axis="x", color="#E0E0E0")</w:t>
+      </w:r>
+    </w:p>
+    <w:p>
+      <w:pPr>
+        <w:shd w:val="clear" w:color="auto" w:fill="F1F5F9"/>
+        <w:spacing w:after="0" w:line="240" w:lineRule="auto"/>
+      </w:pPr>
+      <w:r>
+        <w:t>plt.gca().grid(False, axis="y")</w:t>
+      </w:r>
+    </w:p>
+    <w:p>
+      <w:pPr>
+        <w:shd w:val="clear" w:color="auto" w:fill="F1F5F9"/>
+        <w:spacing w:after="0" w:line="240" w:lineRule="auto"/>
+      </w:pPr>
+    </w:p>
+    <w:p>
+      <w:pPr>
+        <w:shd w:val="clear" w:color="auto" w:fill="F1F5F9"/>
+        <w:spacing w:after="0" w:line="240" w:lineRule="auto"/>
+      </w:pPr>
+      <w:r>
         <w:t>plt.tight_layout()</w:t>
       </w:r>
-      <w:r>
-        <w:rPr>
-          <w:rFonts w:ascii="Consolas" w:hAnsi="Consolas"/>
-          <w:color w:val="1E293B"/>
-          <w:sz w:val="17"/>
-        </w:rPr>
-        <w:br/>
+    </w:p>
+    <w:p>
+      <w:pPr>
+        <w:shd w:val="clear" w:color="auto" w:fill="F1F5F9"/>
+        <w:spacing w:after="0" w:line="240" w:lineRule="auto"/>
+      </w:pPr>
+      <w:r>
         <w:t>plt.show()</w:t>
       </w:r>
     </w:p>
